--- a/丰智云链(SF-SCM)_应用安全检测报告_FP.docx
+++ b/丰智云链(SF-SCM)_应用安全检测报告_FP.docx
@@ -1026,7 +1026,7 @@
           </w:tcPr>
           <w:p>
             <w:r>
-              <w:t>前端泄露风险测试（如JS）</w:t>
+              <w:t>前端JS泄露安全测试</w:t>
             </w:r>
           </w:p>
         </w:tc>
@@ -1134,7 +1134,7 @@
           </w:tcPr>
           <w:p>
             <w:r>
-              <w:t>双因素验证功能（短信或邮件等）安全测试</w:t>
+              <w:t>双因素验证功能安全测试</w:t>
             </w:r>
           </w:p>
         </w:tc>
@@ -1674,7 +1674,7 @@
           </w:tcPr>
           <w:p>
             <w:r>
-              <w:t>HTTPS安全测试</w:t>
+              <w:t>HTTPS协议安全测试</w:t>
             </w:r>
           </w:p>
         </w:tc>
@@ -2660,7 +2660,7 @@
         <w:pStyle w:val="Heading3"/>
       </w:pPr>
       <w:r>
-        <w:t>前端泄露风险测试（如JS）</w:t>
+        <w:t>前端JS泄露安全测试</w:t>
       </w:r>
     </w:p>
     <w:tbl>
@@ -2721,7 +2721,7 @@
           </w:tcPr>
           <w:p>
             <w:r>
-              <w:t>前端泄露风险测试（如JS）</w:t>
+              <w:t>前端JS泄露安全测试</w:t>
             </w:r>
           </w:p>
         </w:tc>
@@ -4168,7 +4168,7 @@
         <w:pStyle w:val="Heading3"/>
       </w:pPr>
       <w:r>
-        <w:t>双因素验证功能（短信或邮件等）安全测试</w:t>
+        <w:t>双因素验证功能安全测试</w:t>
       </w:r>
     </w:p>
     <w:tbl>
@@ -4229,7 +4229,7 @@
           </w:tcPr>
           <w:p>
             <w:r>
-              <w:t>双因素验证功能（短信或邮件等）安全测试</w:t>
+              <w:t>双因素验证功能安全测试</w:t>
             </w:r>
           </w:p>
         </w:tc>
@@ -10555,7 +10555,7 @@
         <w:pStyle w:val="Heading3"/>
       </w:pPr>
       <w:r>
-        <w:t>多线程竞争条件安全测试</w:t>
+        <w:t>多线程条件竞争安全测试</w:t>
       </w:r>
     </w:p>
     <w:tbl>
@@ -10616,7 +10616,7 @@
           </w:tcPr>
           <w:p>
             <w:r>
-              <w:t>多线程竞争条件安全测试</w:t>
+              <w:t>多线程条件竞争安全测试</w:t>
             </w:r>
           </w:p>
         </w:tc>
@@ -10838,7 +10838,7 @@
         <w:pStyle w:val="Heading3"/>
       </w:pPr>
       <w:r>
-        <w:t>重要数据类型验证安全测试（如：积分数值、商品数量、userid、供应商id篡改异常值）</w:t>
+        <w:t>重要数据类型验证安全测试</w:t>
       </w:r>
     </w:p>
     <w:tbl>
@@ -10899,7 +10899,7 @@
           </w:tcPr>
           <w:p>
             <w:r>
-              <w:t>重要数据类型验证安全测试（如：积分数值、商品数量、userid、供应商id篡改异常值）</w:t>
+              <w:t>重要数据类型验证安全测试</w:t>
             </w:r>
           </w:p>
         </w:tc>
@@ -13299,7 +13299,7 @@
         <w:pStyle w:val="Heading3"/>
       </w:pPr>
       <w:r>
-        <w:t>HTTPS安全测试</w:t>
+        <w:t>HTTPS协议安全测试</w:t>
       </w:r>
     </w:p>
     <w:tbl>
@@ -13360,7 +13360,7 @@
           </w:tcPr>
           <w:p>
             <w:r>
-              <w:t>HTTPS安全测试</w:t>
+              <w:t>HTTPS协议安全测试</w:t>
             </w:r>
           </w:p>
         </w:tc>
@@ -13608,7 +13608,7 @@
         <w:pStyle w:val="Heading3"/>
       </w:pPr>
       <w:r>
-        <w:t>HTTP高危请求方法安全测试</w:t>
+        <w:t>HTTP请求方法安全测试</w:t>
       </w:r>
     </w:p>
     <w:tbl>
@@ -13669,7 +13669,7 @@
           </w:tcPr>
           <w:p>
             <w:r>
-              <w:t>HTTP高危请求方法安全测试</w:t>
+              <w:t>HTTP请求方法安全测试</w:t>
             </w:r>
           </w:p>
         </w:tc>

--- a/丰智云链(SF-SCM)_应用安全检测报告_FP.docx
+++ b/丰智云链(SF-SCM)_应用安全检测报告_FP.docx
@@ -845,7 +845,7 @@
         <w:rPr>
           <w:i w:val="0"/>
         </w:rPr>
-        <w:t>本次安全检测共完成 55 项检测内容，共计发现 15 个安全风险，其中高危风险 1 个、中危风险 14 个（判定为“不符合”）。另有“符合” 32 项、“未测试” 6 项、“不涉及” 2 项。</w:t>
+        <w:t>本次安全检测共完成 55 项检测内容，共计发现 15 个安全风险，其中高危风险 1 个、中危风险 11 个、低危风险 3 个（判定为“不符合”）。另有“符合” 32 项、“未测试” 6 项、“不涉及” 2 项。</w:t>
       </w:r>
     </w:p>
     <w:p>
@@ -984,8 +984,332 @@
             <w:r>
               <w:rPr>
                 <w:b/>
+                <w:color w:val="E36C09"/>
+              </w:rPr>
+              <w:t>中</w:t>
+            </w:r>
+          </w:p>
+        </w:tc>
+        <w:tc>
+          <w:tcPr>
+            <w:tcW w:type="dxa" w:w="1728"/>
+          </w:tcPr>
+          <w:p>
+            <w:r/>
+          </w:p>
+        </w:tc>
+      </w:tr>
+      <w:tr>
+        <w:tc>
+          <w:tcPr>
+            <w:tcW w:type="dxa" w:w="1728"/>
+          </w:tcPr>
+          <w:p>
+            <w:r>
+              <w:t>2</w:t>
+            </w:r>
+          </w:p>
+        </w:tc>
+        <w:tc>
+          <w:tcPr>
+            <w:tcW w:type="dxa" w:w="1728"/>
+          </w:tcPr>
+          <w:p>
+            <w:r>
+              <w:t>3.3.2</w:t>
+            </w:r>
+          </w:p>
+        </w:tc>
+        <w:tc>
+          <w:tcPr>
+            <w:tcW w:type="dxa" w:w="1728"/>
+          </w:tcPr>
+          <w:p>
+            <w:r>
+              <w:t>前端JS泄露安全测试</w:t>
+            </w:r>
+          </w:p>
+        </w:tc>
+        <w:tc>
+          <w:tcPr>
+            <w:tcW w:type="dxa" w:w="1728"/>
+          </w:tcPr>
+          <w:p>
+            <w:r>
+              <w:rPr>
+                <w:b/>
+                <w:color w:val="E36C09"/>
+              </w:rPr>
+              <w:t>中</w:t>
+            </w:r>
+          </w:p>
+        </w:tc>
+        <w:tc>
+          <w:tcPr>
+            <w:tcW w:type="dxa" w:w="1728"/>
+          </w:tcPr>
+          <w:p>
+            <w:r/>
+          </w:p>
+        </w:tc>
+      </w:tr>
+      <w:tr>
+        <w:tc>
+          <w:tcPr>
+            <w:tcW w:type="dxa" w:w="1728"/>
+          </w:tcPr>
+          <w:p>
+            <w:r>
+              <w:t>3</w:t>
+            </w:r>
+          </w:p>
+        </w:tc>
+        <w:tc>
+          <w:tcPr>
+            <w:tcW w:type="dxa" w:w="1728"/>
+          </w:tcPr>
+          <w:p>
+            <w:r>
+              <w:t>3.4.2</w:t>
+            </w:r>
+          </w:p>
+        </w:tc>
+        <w:tc>
+          <w:tcPr>
+            <w:tcW w:type="dxa" w:w="1728"/>
+          </w:tcPr>
+          <w:p>
+            <w:r>
+              <w:t>防重放攻击、防篡改功能安全测试</w:t>
+            </w:r>
+          </w:p>
+        </w:tc>
+        <w:tc>
+          <w:tcPr>
+            <w:tcW w:type="dxa" w:w="1728"/>
+          </w:tcPr>
+          <w:p>
+            <w:r>
+              <w:rPr>
+                <w:b/>
+                <w:color w:val="E36C09"/>
+              </w:rPr>
+              <w:t>中</w:t>
+            </w:r>
+          </w:p>
+        </w:tc>
+        <w:tc>
+          <w:tcPr>
+            <w:tcW w:type="dxa" w:w="1728"/>
+          </w:tcPr>
+          <w:p>
+            <w:r/>
+          </w:p>
+        </w:tc>
+      </w:tr>
+      <w:tr>
+        <w:tc>
+          <w:tcPr>
+            <w:tcW w:type="dxa" w:w="1728"/>
+          </w:tcPr>
+          <w:p>
+            <w:r>
+              <w:t>4</w:t>
+            </w:r>
+          </w:p>
+        </w:tc>
+        <w:tc>
+          <w:tcPr>
+            <w:tcW w:type="dxa" w:w="1728"/>
+          </w:tcPr>
+          <w:p>
+            <w:r>
+              <w:t>3.5.3</w:t>
+            </w:r>
+          </w:p>
+        </w:tc>
+        <w:tc>
+          <w:tcPr>
+            <w:tcW w:type="dxa" w:w="1728"/>
+          </w:tcPr>
+          <w:p>
+            <w:r>
+              <w:t>双因素验证功能安全测试</w:t>
+            </w:r>
+          </w:p>
+        </w:tc>
+        <w:tc>
+          <w:tcPr>
+            <w:tcW w:type="dxa" w:w="1728"/>
+          </w:tcPr>
+          <w:p>
+            <w:r>
+              <w:rPr>
+                <w:b/>
+                <w:color w:val="E36C09"/>
+              </w:rPr>
+              <w:t>中</w:t>
+            </w:r>
+          </w:p>
+        </w:tc>
+        <w:tc>
+          <w:tcPr>
+            <w:tcW w:type="dxa" w:w="1728"/>
+          </w:tcPr>
+          <w:p>
+            <w:r/>
+          </w:p>
+        </w:tc>
+      </w:tr>
+      <w:tr>
+        <w:tc>
+          <w:tcPr>
+            <w:tcW w:type="dxa" w:w="1728"/>
+          </w:tcPr>
+          <w:p>
+            <w:r>
+              <w:t>5</w:t>
+            </w:r>
+          </w:p>
+        </w:tc>
+        <w:tc>
+          <w:tcPr>
+            <w:tcW w:type="dxa" w:w="1728"/>
+          </w:tcPr>
+          <w:p>
+            <w:r>
+              <w:t>3.5.4</w:t>
+            </w:r>
+          </w:p>
+        </w:tc>
+        <w:tc>
+          <w:tcPr>
+            <w:tcW w:type="dxa" w:w="1728"/>
+          </w:tcPr>
+          <w:p>
+            <w:r>
+              <w:t>首次登录强制改密安全测试</w:t>
+            </w:r>
+          </w:p>
+        </w:tc>
+        <w:tc>
+          <w:tcPr>
+            <w:tcW w:type="dxa" w:w="1728"/>
+          </w:tcPr>
+          <w:p>
+            <w:r>
+              <w:rPr>
+                <w:b/>
+                <w:color w:val="E36C09"/>
+              </w:rPr>
+              <w:t>中</w:t>
+            </w:r>
+          </w:p>
+        </w:tc>
+        <w:tc>
+          <w:tcPr>
+            <w:tcW w:type="dxa" w:w="1728"/>
+          </w:tcPr>
+          <w:p>
+            <w:r/>
+          </w:p>
+        </w:tc>
+      </w:tr>
+      <w:tr>
+        <w:tc>
+          <w:tcPr>
+            <w:tcW w:type="dxa" w:w="1728"/>
+          </w:tcPr>
+          <w:p>
+            <w:r>
+              <w:t>6</w:t>
+            </w:r>
+          </w:p>
+        </w:tc>
+        <w:tc>
+          <w:tcPr>
+            <w:tcW w:type="dxa" w:w="1728"/>
+          </w:tcPr>
+          <w:p>
+            <w:r>
+              <w:t>3.5.9</w:t>
+            </w:r>
+          </w:p>
+        </w:tc>
+        <w:tc>
+          <w:tcPr>
+            <w:tcW w:type="dxa" w:w="1728"/>
+          </w:tcPr>
+          <w:p>
+            <w:r>
+              <w:t>长期不登录账号锁定安全测试</w:t>
+            </w:r>
+          </w:p>
+        </w:tc>
+        <w:tc>
+          <w:tcPr>
+            <w:tcW w:type="dxa" w:w="1728"/>
+          </w:tcPr>
+          <w:p>
+            <w:r>
+              <w:rPr>
+                <w:b/>
                 <w:color w:val="BF8F00"/>
               </w:rPr>
+              <w:t>低</w:t>
+            </w:r>
+          </w:p>
+        </w:tc>
+        <w:tc>
+          <w:tcPr>
+            <w:tcW w:type="dxa" w:w="1728"/>
+          </w:tcPr>
+          <w:p>
+            <w:r/>
+          </w:p>
+        </w:tc>
+      </w:tr>
+      <w:tr>
+        <w:tc>
+          <w:tcPr>
+            <w:tcW w:type="dxa" w:w="1728"/>
+          </w:tcPr>
+          <w:p>
+            <w:r>
+              <w:t>7</w:t>
+            </w:r>
+          </w:p>
+        </w:tc>
+        <w:tc>
+          <w:tcPr>
+            <w:tcW w:type="dxa" w:w="1728"/>
+          </w:tcPr>
+          <w:p>
+            <w:r>
+              <w:t>3.7.1</w:t>
+            </w:r>
+          </w:p>
+        </w:tc>
+        <w:tc>
+          <w:tcPr>
+            <w:tcW w:type="dxa" w:w="1728"/>
+          </w:tcPr>
+          <w:p>
+            <w:r>
+              <w:t>Cookie安全测试</w:t>
+            </w:r>
+          </w:p>
+        </w:tc>
+        <w:tc>
+          <w:tcPr>
+            <w:tcW w:type="dxa" w:w="1728"/>
+          </w:tcPr>
+          <w:p>
+            <w:r>
+              <w:rPr>
+                <w:b/>
+                <w:color w:val="E36C09"/>
+              </w:rPr>
               <w:t>中</w:t>
             </w:r>
           </w:p>
@@ -1006,7 +1330,7 @@
           </w:tcPr>
           <w:p>
             <w:r>
-              <w:t>2</w:t>
+              <w:t>8</w:t>
             </w:r>
           </w:p>
         </w:tc>
@@ -1016,7 +1340,7 @@
           </w:tcPr>
           <w:p>
             <w:r>
-              <w:t>3.3.2</w:t>
+              <w:t>3.7.2</w:t>
             </w:r>
           </w:p>
         </w:tc>
@@ -1026,7 +1350,7 @@
           </w:tcPr>
           <w:p>
             <w:r>
-              <w:t>前端JS泄露安全测试</w:t>
+              <w:t>CORS跨域资源共享安全测试</w:t>
             </w:r>
           </w:p>
         </w:tc>
@@ -1038,8 +1362,116 @@
             <w:r>
               <w:rPr>
                 <w:b/>
+                <w:color w:val="E36C09"/>
+              </w:rPr>
+              <w:t>中</w:t>
+            </w:r>
+          </w:p>
+        </w:tc>
+        <w:tc>
+          <w:tcPr>
+            <w:tcW w:type="dxa" w:w="1728"/>
+          </w:tcPr>
+          <w:p>
+            <w:r/>
+          </w:p>
+        </w:tc>
+      </w:tr>
+      <w:tr>
+        <w:tc>
+          <w:tcPr>
+            <w:tcW w:type="dxa" w:w="1728"/>
+          </w:tcPr>
+          <w:p>
+            <w:r>
+              <w:t>9</w:t>
+            </w:r>
+          </w:p>
+        </w:tc>
+        <w:tc>
+          <w:tcPr>
+            <w:tcW w:type="dxa" w:w="1728"/>
+          </w:tcPr>
+          <w:p>
+            <w:r>
+              <w:t>3.7.4</w:t>
+            </w:r>
+          </w:p>
+        </w:tc>
+        <w:tc>
+          <w:tcPr>
+            <w:tcW w:type="dxa" w:w="1728"/>
+          </w:tcPr>
+          <w:p>
+            <w:r>
+              <w:t>会话超时安全测试</w:t>
+            </w:r>
+          </w:p>
+        </w:tc>
+        <w:tc>
+          <w:tcPr>
+            <w:tcW w:type="dxa" w:w="1728"/>
+          </w:tcPr>
+          <w:p>
+            <w:r>
+              <w:rPr>
+                <w:b/>
                 <w:color w:val="BF8F00"/>
               </w:rPr>
+              <w:t>低</w:t>
+            </w:r>
+          </w:p>
+        </w:tc>
+        <w:tc>
+          <w:tcPr>
+            <w:tcW w:type="dxa" w:w="1728"/>
+          </w:tcPr>
+          <w:p>
+            <w:r/>
+          </w:p>
+        </w:tc>
+      </w:tr>
+      <w:tr>
+        <w:tc>
+          <w:tcPr>
+            <w:tcW w:type="dxa" w:w="1728"/>
+          </w:tcPr>
+          <w:p>
+            <w:r>
+              <w:t>10</w:t>
+            </w:r>
+          </w:p>
+        </w:tc>
+        <w:tc>
+          <w:tcPr>
+            <w:tcW w:type="dxa" w:w="1728"/>
+          </w:tcPr>
+          <w:p>
+            <w:r>
+              <w:t>3.7.5</w:t>
+            </w:r>
+          </w:p>
+        </w:tc>
+        <w:tc>
+          <w:tcPr>
+            <w:tcW w:type="dxa" w:w="1728"/>
+          </w:tcPr>
+          <w:p>
+            <w:r>
+              <w:t>会话标识安全测试</w:t>
+            </w:r>
+          </w:p>
+        </w:tc>
+        <w:tc>
+          <w:tcPr>
+            <w:tcW w:type="dxa" w:w="1728"/>
+          </w:tcPr>
+          <w:p>
+            <w:r>
+              <w:rPr>
+                <w:b/>
+                <w:color w:val="E36C09"/>
+              </w:rPr>
               <w:t>中</w:t>
             </w:r>
           </w:p>
@@ -1060,7 +1492,7 @@
           </w:tcPr>
           <w:p>
             <w:r>
-              <w:t>3</w:t>
+              <w:t>11</w:t>
             </w:r>
           </w:p>
         </w:tc>
@@ -1070,7 +1502,7 @@
           </w:tcPr>
           <w:p>
             <w:r>
-              <w:t>3.4.2</w:t>
+              <w:t>3.8.2</w:t>
             </w:r>
           </w:p>
         </w:tc>
@@ -1080,7 +1512,7 @@
           </w:tcPr>
           <w:p>
             <w:r>
-              <w:t>防重放攻击、防篡改功能安全测试</w:t>
+              <w:t>AK/SK专项安全测试</w:t>
             </w:r>
           </w:p>
         </w:tc>
@@ -1094,6 +1526,114 @@
                 <w:b/>
                 <w:color w:val="BF8F00"/>
               </w:rPr>
+              <w:t>低</w:t>
+            </w:r>
+          </w:p>
+        </w:tc>
+        <w:tc>
+          <w:tcPr>
+            <w:tcW w:type="dxa" w:w="1728"/>
+          </w:tcPr>
+          <w:p>
+            <w:r/>
+          </w:p>
+        </w:tc>
+      </w:tr>
+      <w:tr>
+        <w:tc>
+          <w:tcPr>
+            <w:tcW w:type="dxa" w:w="1728"/>
+          </w:tcPr>
+          <w:p>
+            <w:r>
+              <w:t>12</w:t>
+            </w:r>
+          </w:p>
+        </w:tc>
+        <w:tc>
+          <w:tcPr>
+            <w:tcW w:type="dxa" w:w="1728"/>
+          </w:tcPr>
+          <w:p>
+            <w:r>
+              <w:t>3.12.1</w:t>
+            </w:r>
+          </w:p>
+        </w:tc>
+        <w:tc>
+          <w:tcPr>
+            <w:tcW w:type="dxa" w:w="1728"/>
+          </w:tcPr>
+          <w:p>
+            <w:r>
+              <w:t>加密传输安全测试</w:t>
+            </w:r>
+          </w:p>
+        </w:tc>
+        <w:tc>
+          <w:tcPr>
+            <w:tcW w:type="dxa" w:w="1728"/>
+          </w:tcPr>
+          <w:p>
+            <w:r>
+              <w:rPr>
+                <w:b/>
+                <w:color w:val="C00000"/>
+              </w:rPr>
+              <w:t>高</w:t>
+            </w:r>
+          </w:p>
+        </w:tc>
+        <w:tc>
+          <w:tcPr>
+            <w:tcW w:type="dxa" w:w="1728"/>
+          </w:tcPr>
+          <w:p>
+            <w:r/>
+          </w:p>
+        </w:tc>
+      </w:tr>
+      <w:tr>
+        <w:tc>
+          <w:tcPr>
+            <w:tcW w:type="dxa" w:w="1728"/>
+          </w:tcPr>
+          <w:p>
+            <w:r>
+              <w:t>13</w:t>
+            </w:r>
+          </w:p>
+        </w:tc>
+        <w:tc>
+          <w:tcPr>
+            <w:tcW w:type="dxa" w:w="1728"/>
+          </w:tcPr>
+          <w:p>
+            <w:r>
+              <w:t>3.12.2</w:t>
+            </w:r>
+          </w:p>
+        </w:tc>
+        <w:tc>
+          <w:tcPr>
+            <w:tcW w:type="dxa" w:w="1728"/>
+          </w:tcPr>
+          <w:p>
+            <w:r>
+              <w:t>数据脱敏展示安全测试</w:t>
+            </w:r>
+          </w:p>
+        </w:tc>
+        <w:tc>
+          <w:tcPr>
+            <w:tcW w:type="dxa" w:w="1728"/>
+          </w:tcPr>
+          <w:p>
+            <w:r>
+              <w:rPr>
+                <w:b/>
+                <w:color w:val="E36C09"/>
+              </w:rPr>
               <w:t>中</w:t>
             </w:r>
           </w:p>
@@ -1114,7 +1654,7 @@
           </w:tcPr>
           <w:p>
             <w:r>
-              <w:t>4</w:t>
+              <w:t>14</w:t>
             </w:r>
           </w:p>
         </w:tc>
@@ -1124,7 +1664,7 @@
           </w:tcPr>
           <w:p>
             <w:r>
-              <w:t>3.5.3</w:t>
+              <w:t>3.13.1</w:t>
             </w:r>
           </w:p>
         </w:tc>
@@ -1134,7 +1674,7 @@
           </w:tcPr>
           <w:p>
             <w:r>
-              <w:t>双因素验证功能安全测试</w:t>
+              <w:t>HTTPS协议安全测试</w:t>
             </w:r>
           </w:p>
         </w:tc>
@@ -1146,7 +1686,7 @@
             <w:r>
               <w:rPr>
                 <w:b/>
-                <w:color w:val="BF8F00"/>
+                <w:color w:val="E36C09"/>
               </w:rPr>
               <w:t>中</w:t>
             </w:r>
@@ -1168,7 +1708,7 @@
           </w:tcPr>
           <w:p>
             <w:r>
-              <w:t>5</w:t>
+              <w:t>15</w:t>
             </w:r>
           </w:p>
         </w:tc>
@@ -1178,7 +1718,7 @@
           </w:tcPr>
           <w:p>
             <w:r>
-              <w:t>3.5.4</w:t>
+              <w:t>3.13.16</w:t>
             </w:r>
           </w:p>
         </w:tc>
@@ -1188,7 +1728,7 @@
           </w:tcPr>
           <w:p>
             <w:r>
-              <w:t>首次登录强制改密安全测试</w:t>
+              <w:t>敏感信息泄露安全测试</w:t>
             </w:r>
           </w:p>
         </w:tc>
@@ -1200,547 +1740,7 @@
             <w:r>
               <w:rPr>
                 <w:b/>
-                <w:color w:val="BF8F00"/>
-              </w:rPr>
-              <w:t>中</w:t>
-            </w:r>
-          </w:p>
-        </w:tc>
-        <w:tc>
-          <w:tcPr>
-            <w:tcW w:type="dxa" w:w="1728"/>
-          </w:tcPr>
-          <w:p>
-            <w:r/>
-          </w:p>
-        </w:tc>
-      </w:tr>
-      <w:tr>
-        <w:tc>
-          <w:tcPr>
-            <w:tcW w:type="dxa" w:w="1728"/>
-          </w:tcPr>
-          <w:p>
-            <w:r>
-              <w:t>6</w:t>
-            </w:r>
-          </w:p>
-        </w:tc>
-        <w:tc>
-          <w:tcPr>
-            <w:tcW w:type="dxa" w:w="1728"/>
-          </w:tcPr>
-          <w:p>
-            <w:r>
-              <w:t>3.5.9</w:t>
-            </w:r>
-          </w:p>
-        </w:tc>
-        <w:tc>
-          <w:tcPr>
-            <w:tcW w:type="dxa" w:w="1728"/>
-          </w:tcPr>
-          <w:p>
-            <w:r>
-              <w:t>长期不登录账号锁定安全测试</w:t>
-            </w:r>
-          </w:p>
-        </w:tc>
-        <w:tc>
-          <w:tcPr>
-            <w:tcW w:type="dxa" w:w="1728"/>
-          </w:tcPr>
-          <w:p>
-            <w:r>
-              <w:rPr>
-                <w:b/>
-                <w:color w:val="BF8F00"/>
-              </w:rPr>
-              <w:t>中</w:t>
-            </w:r>
-          </w:p>
-        </w:tc>
-        <w:tc>
-          <w:tcPr>
-            <w:tcW w:type="dxa" w:w="1728"/>
-          </w:tcPr>
-          <w:p>
-            <w:r/>
-          </w:p>
-        </w:tc>
-      </w:tr>
-      <w:tr>
-        <w:tc>
-          <w:tcPr>
-            <w:tcW w:type="dxa" w:w="1728"/>
-          </w:tcPr>
-          <w:p>
-            <w:r>
-              <w:t>7</w:t>
-            </w:r>
-          </w:p>
-        </w:tc>
-        <w:tc>
-          <w:tcPr>
-            <w:tcW w:type="dxa" w:w="1728"/>
-          </w:tcPr>
-          <w:p>
-            <w:r>
-              <w:t>3.7.1</w:t>
-            </w:r>
-          </w:p>
-        </w:tc>
-        <w:tc>
-          <w:tcPr>
-            <w:tcW w:type="dxa" w:w="1728"/>
-          </w:tcPr>
-          <w:p>
-            <w:r>
-              <w:t>Cookie安全测试</w:t>
-            </w:r>
-          </w:p>
-        </w:tc>
-        <w:tc>
-          <w:tcPr>
-            <w:tcW w:type="dxa" w:w="1728"/>
-          </w:tcPr>
-          <w:p>
-            <w:r>
-              <w:rPr>
-                <w:b/>
-                <w:color w:val="BF8F00"/>
-              </w:rPr>
-              <w:t>中</w:t>
-            </w:r>
-          </w:p>
-        </w:tc>
-        <w:tc>
-          <w:tcPr>
-            <w:tcW w:type="dxa" w:w="1728"/>
-          </w:tcPr>
-          <w:p>
-            <w:r/>
-          </w:p>
-        </w:tc>
-      </w:tr>
-      <w:tr>
-        <w:tc>
-          <w:tcPr>
-            <w:tcW w:type="dxa" w:w="1728"/>
-          </w:tcPr>
-          <w:p>
-            <w:r>
-              <w:t>8</w:t>
-            </w:r>
-          </w:p>
-        </w:tc>
-        <w:tc>
-          <w:tcPr>
-            <w:tcW w:type="dxa" w:w="1728"/>
-          </w:tcPr>
-          <w:p>
-            <w:r>
-              <w:t>3.7.2</w:t>
-            </w:r>
-          </w:p>
-        </w:tc>
-        <w:tc>
-          <w:tcPr>
-            <w:tcW w:type="dxa" w:w="1728"/>
-          </w:tcPr>
-          <w:p>
-            <w:r>
-              <w:t>CORS跨域资源共享安全测试</w:t>
-            </w:r>
-          </w:p>
-        </w:tc>
-        <w:tc>
-          <w:tcPr>
-            <w:tcW w:type="dxa" w:w="1728"/>
-          </w:tcPr>
-          <w:p>
-            <w:r>
-              <w:rPr>
-                <w:b/>
-                <w:color w:val="BF8F00"/>
-              </w:rPr>
-              <w:t>中</w:t>
-            </w:r>
-          </w:p>
-        </w:tc>
-        <w:tc>
-          <w:tcPr>
-            <w:tcW w:type="dxa" w:w="1728"/>
-          </w:tcPr>
-          <w:p>
-            <w:r/>
-          </w:p>
-        </w:tc>
-      </w:tr>
-      <w:tr>
-        <w:tc>
-          <w:tcPr>
-            <w:tcW w:type="dxa" w:w="1728"/>
-          </w:tcPr>
-          <w:p>
-            <w:r>
-              <w:t>9</w:t>
-            </w:r>
-          </w:p>
-        </w:tc>
-        <w:tc>
-          <w:tcPr>
-            <w:tcW w:type="dxa" w:w="1728"/>
-          </w:tcPr>
-          <w:p>
-            <w:r>
-              <w:t>3.7.4</w:t>
-            </w:r>
-          </w:p>
-        </w:tc>
-        <w:tc>
-          <w:tcPr>
-            <w:tcW w:type="dxa" w:w="1728"/>
-          </w:tcPr>
-          <w:p>
-            <w:r>
-              <w:t>会话超时安全测试</w:t>
-            </w:r>
-          </w:p>
-        </w:tc>
-        <w:tc>
-          <w:tcPr>
-            <w:tcW w:type="dxa" w:w="1728"/>
-          </w:tcPr>
-          <w:p>
-            <w:r>
-              <w:rPr>
-                <w:b/>
-                <w:color w:val="BF8F00"/>
-              </w:rPr>
-              <w:t>中</w:t>
-            </w:r>
-          </w:p>
-        </w:tc>
-        <w:tc>
-          <w:tcPr>
-            <w:tcW w:type="dxa" w:w="1728"/>
-          </w:tcPr>
-          <w:p>
-            <w:r/>
-          </w:p>
-        </w:tc>
-      </w:tr>
-      <w:tr>
-        <w:tc>
-          <w:tcPr>
-            <w:tcW w:type="dxa" w:w="1728"/>
-          </w:tcPr>
-          <w:p>
-            <w:r>
-              <w:t>10</w:t>
-            </w:r>
-          </w:p>
-        </w:tc>
-        <w:tc>
-          <w:tcPr>
-            <w:tcW w:type="dxa" w:w="1728"/>
-          </w:tcPr>
-          <w:p>
-            <w:r>
-              <w:t>3.7.5</w:t>
-            </w:r>
-          </w:p>
-        </w:tc>
-        <w:tc>
-          <w:tcPr>
-            <w:tcW w:type="dxa" w:w="1728"/>
-          </w:tcPr>
-          <w:p>
-            <w:r>
-              <w:t>会话标识安全测试</w:t>
-            </w:r>
-          </w:p>
-        </w:tc>
-        <w:tc>
-          <w:tcPr>
-            <w:tcW w:type="dxa" w:w="1728"/>
-          </w:tcPr>
-          <w:p>
-            <w:r>
-              <w:rPr>
-                <w:b/>
-                <w:color w:val="BF8F00"/>
-              </w:rPr>
-              <w:t>中</w:t>
-            </w:r>
-          </w:p>
-        </w:tc>
-        <w:tc>
-          <w:tcPr>
-            <w:tcW w:type="dxa" w:w="1728"/>
-          </w:tcPr>
-          <w:p>
-            <w:r/>
-          </w:p>
-        </w:tc>
-      </w:tr>
-      <w:tr>
-        <w:tc>
-          <w:tcPr>
-            <w:tcW w:type="dxa" w:w="1728"/>
-          </w:tcPr>
-          <w:p>
-            <w:r>
-              <w:t>11</w:t>
-            </w:r>
-          </w:p>
-        </w:tc>
-        <w:tc>
-          <w:tcPr>
-            <w:tcW w:type="dxa" w:w="1728"/>
-          </w:tcPr>
-          <w:p>
-            <w:r>
-              <w:t>3.8.2</w:t>
-            </w:r>
-          </w:p>
-        </w:tc>
-        <w:tc>
-          <w:tcPr>
-            <w:tcW w:type="dxa" w:w="1728"/>
-          </w:tcPr>
-          <w:p>
-            <w:r>
-              <w:t>AK/SK专项安全测试</w:t>
-            </w:r>
-          </w:p>
-        </w:tc>
-        <w:tc>
-          <w:tcPr>
-            <w:tcW w:type="dxa" w:w="1728"/>
-          </w:tcPr>
-          <w:p>
-            <w:r>
-              <w:rPr>
-                <w:b/>
-                <w:color w:val="BF8F00"/>
-              </w:rPr>
-              <w:t>中</w:t>
-            </w:r>
-          </w:p>
-        </w:tc>
-        <w:tc>
-          <w:tcPr>
-            <w:tcW w:type="dxa" w:w="1728"/>
-          </w:tcPr>
-          <w:p>
-            <w:r/>
-          </w:p>
-        </w:tc>
-      </w:tr>
-      <w:tr>
-        <w:tc>
-          <w:tcPr>
-            <w:tcW w:type="dxa" w:w="1728"/>
-          </w:tcPr>
-          <w:p>
-            <w:r>
-              <w:t>12</w:t>
-            </w:r>
-          </w:p>
-        </w:tc>
-        <w:tc>
-          <w:tcPr>
-            <w:tcW w:type="dxa" w:w="1728"/>
-          </w:tcPr>
-          <w:p>
-            <w:r>
-              <w:t>3.12.1</w:t>
-            </w:r>
-          </w:p>
-        </w:tc>
-        <w:tc>
-          <w:tcPr>
-            <w:tcW w:type="dxa" w:w="1728"/>
-          </w:tcPr>
-          <w:p>
-            <w:r>
-              <w:t>加密传输安全测试</w:t>
-            </w:r>
-          </w:p>
-        </w:tc>
-        <w:tc>
-          <w:tcPr>
-            <w:tcW w:type="dxa" w:w="1728"/>
-          </w:tcPr>
-          <w:p>
-            <w:r>
-              <w:rPr>
-                <w:b/>
                 <w:color w:val="E36C09"/>
-              </w:rPr>
-              <w:t>高</w:t>
-            </w:r>
-          </w:p>
-        </w:tc>
-        <w:tc>
-          <w:tcPr>
-            <w:tcW w:type="dxa" w:w="1728"/>
-          </w:tcPr>
-          <w:p>
-            <w:r/>
-          </w:p>
-        </w:tc>
-      </w:tr>
-      <w:tr>
-        <w:tc>
-          <w:tcPr>
-            <w:tcW w:type="dxa" w:w="1728"/>
-          </w:tcPr>
-          <w:p>
-            <w:r>
-              <w:t>13</w:t>
-            </w:r>
-          </w:p>
-        </w:tc>
-        <w:tc>
-          <w:tcPr>
-            <w:tcW w:type="dxa" w:w="1728"/>
-          </w:tcPr>
-          <w:p>
-            <w:r>
-              <w:t>3.12.2</w:t>
-            </w:r>
-          </w:p>
-        </w:tc>
-        <w:tc>
-          <w:tcPr>
-            <w:tcW w:type="dxa" w:w="1728"/>
-          </w:tcPr>
-          <w:p>
-            <w:r>
-              <w:t>数据脱敏展示安全测试</w:t>
-            </w:r>
-          </w:p>
-        </w:tc>
-        <w:tc>
-          <w:tcPr>
-            <w:tcW w:type="dxa" w:w="1728"/>
-          </w:tcPr>
-          <w:p>
-            <w:r>
-              <w:rPr>
-                <w:b/>
-                <w:color w:val="BF8F00"/>
-              </w:rPr>
-              <w:t>中</w:t>
-            </w:r>
-          </w:p>
-        </w:tc>
-        <w:tc>
-          <w:tcPr>
-            <w:tcW w:type="dxa" w:w="1728"/>
-          </w:tcPr>
-          <w:p>
-            <w:r/>
-          </w:p>
-        </w:tc>
-      </w:tr>
-      <w:tr>
-        <w:tc>
-          <w:tcPr>
-            <w:tcW w:type="dxa" w:w="1728"/>
-          </w:tcPr>
-          <w:p>
-            <w:r>
-              <w:t>14</w:t>
-            </w:r>
-          </w:p>
-        </w:tc>
-        <w:tc>
-          <w:tcPr>
-            <w:tcW w:type="dxa" w:w="1728"/>
-          </w:tcPr>
-          <w:p>
-            <w:r>
-              <w:t>3.13.1</w:t>
-            </w:r>
-          </w:p>
-        </w:tc>
-        <w:tc>
-          <w:tcPr>
-            <w:tcW w:type="dxa" w:w="1728"/>
-          </w:tcPr>
-          <w:p>
-            <w:r>
-              <w:t>HTTPS协议安全测试</w:t>
-            </w:r>
-          </w:p>
-        </w:tc>
-        <w:tc>
-          <w:tcPr>
-            <w:tcW w:type="dxa" w:w="1728"/>
-          </w:tcPr>
-          <w:p>
-            <w:r>
-              <w:rPr>
-                <w:b/>
-                <w:color w:val="BF8F00"/>
-              </w:rPr>
-              <w:t>中</w:t>
-            </w:r>
-          </w:p>
-        </w:tc>
-        <w:tc>
-          <w:tcPr>
-            <w:tcW w:type="dxa" w:w="1728"/>
-          </w:tcPr>
-          <w:p>
-            <w:r/>
-          </w:p>
-        </w:tc>
-      </w:tr>
-      <w:tr>
-        <w:tc>
-          <w:tcPr>
-            <w:tcW w:type="dxa" w:w="1728"/>
-          </w:tcPr>
-          <w:p>
-            <w:r>
-              <w:t>15</w:t>
-            </w:r>
-          </w:p>
-        </w:tc>
-        <w:tc>
-          <w:tcPr>
-            <w:tcW w:type="dxa" w:w="1728"/>
-          </w:tcPr>
-          <w:p>
-            <w:r>
-              <w:t>3.13.16</w:t>
-            </w:r>
-          </w:p>
-        </w:tc>
-        <w:tc>
-          <w:tcPr>
-            <w:tcW w:type="dxa" w:w="1728"/>
-          </w:tcPr>
-          <w:p>
-            <w:r>
-              <w:t>敏感信息泄露安全测试</w:t>
-            </w:r>
-          </w:p>
-        </w:tc>
-        <w:tc>
-          <w:tcPr>
-            <w:tcW w:type="dxa" w:w="1728"/>
-          </w:tcPr>
-          <w:p>
-            <w:r>
-              <w:rPr>
-                <w:b/>
-                <w:color w:val="BF8F00"/>
               </w:rPr>
               <w:t>中</w:t>
             </w:r>
@@ -2460,7 +2460,7 @@
             <w:r>
               <w:rPr>
                 <w:b/>
-                <w:color w:val="BF8F00"/>
+                <w:color w:val="E36C09"/>
               </w:rPr>
               <w:t>中</w:t>
             </w:r>
@@ -2749,7 +2749,7 @@
             <w:r>
               <w:rPr>
                 <w:b/>
-                <w:color w:val="BF8F00"/>
+                <w:color w:val="E36C09"/>
               </w:rPr>
               <w:t>中</w:t>
             </w:r>
@@ -3378,7 +3378,7 @@
             <w:r>
               <w:rPr>
                 <w:b/>
-                <w:color w:val="BF8F00"/>
+                <w:color w:val="E36C09"/>
               </w:rPr>
               <w:t>中</w:t>
             </w:r>
@@ -4257,7 +4257,7 @@
             <w:r>
               <w:rPr>
                 <w:b/>
-                <w:color w:val="BF8F00"/>
+                <w:color w:val="E36C09"/>
               </w:rPr>
               <w:t>中</w:t>
             </w:r>
@@ -4558,7 +4558,7 @@
             <w:r>
               <w:rPr>
                 <w:b/>
-                <w:color w:val="BF8F00"/>
+                <w:color w:val="E36C09"/>
               </w:rPr>
               <w:t>中</w:t>
             </w:r>
@@ -6185,7 +6185,7 @@
                 <w:b/>
                 <w:color w:val="BF8F00"/>
               </w:rPr>
-              <w:t>中</w:t>
+              <w:t>低</w:t>
             </w:r>
           </w:p>
         </w:tc>
@@ -7445,7 +7445,7 @@
             <w:r>
               <w:rPr>
                 <w:b/>
-                <w:color w:val="BF8F00"/>
+                <w:color w:val="E36C09"/>
               </w:rPr>
               <w:t>中</w:t>
             </w:r>
@@ -7738,7 +7738,7 @@
             <w:r>
               <w:rPr>
                 <w:b/>
-                <w:color w:val="BF8F00"/>
+                <w:color w:val="E36C09"/>
               </w:rPr>
               <w:t>中</w:t>
             </w:r>
@@ -8326,7 +8326,7 @@
                 <w:b/>
                 <w:color w:val="BF8F00"/>
               </w:rPr>
-              <w:t>中</w:t>
+              <w:t>低</w:t>
             </w:r>
           </w:p>
         </w:tc>
@@ -8613,7 +8613,7 @@
             <w:r>
               <w:rPr>
                 <w:b/>
-                <w:color w:val="BF8F00"/>
+                <w:color w:val="E36C09"/>
               </w:rPr>
               <w:t>中</w:t>
             </w:r>
@@ -9476,7 +9476,7 @@
                 <w:b/>
                 <w:color w:val="BF8F00"/>
               </w:rPr>
-              <w:t>中</w:t>
+              <w:t>低</w:t>
             </w:r>
           </w:p>
         </w:tc>
@@ -12419,7 +12419,7 @@
             <w:r>
               <w:rPr>
                 <w:b/>
-                <w:color w:val="E36C09"/>
+                <w:color w:val="C00000"/>
               </w:rPr>
               <w:t>高</w:t>
             </w:r>
@@ -12757,7 +12757,7 @@
             <w:r>
               <w:rPr>
                 <w:b/>
-                <w:color w:val="BF8F00"/>
+                <w:color w:val="E36C09"/>
               </w:rPr>
               <w:t>中</w:t>
             </w:r>
@@ -13388,7 +13388,7 @@
             <w:r>
               <w:rPr>
                 <w:b/>
-                <w:color w:val="BF8F00"/>
+                <w:color w:val="E36C09"/>
               </w:rPr>
               <w:t>中</w:t>
             </w:r>
@@ -17783,7 +17783,7 @@
             <w:r>
               <w:rPr>
                 <w:b/>
-                <w:color w:val="BF8F00"/>
+                <w:color w:val="E36C09"/>
               </w:rPr>
               <w:t>中</w:t>
             </w:r>
